--- a/files/FT_05_BSSN_Cyber_Audit_Report.docx
+++ b/files/FT_05_BSSN_Cyber_Audit_Report.docx
@@ -4,227 +4,1631 @@
   <w:body>
     <w:p>
       <w:pPr>
-        <w:pStyle w:val="Title"/>
+        <w:jc w:val="left"/>
       </w:pPr>
       <w:r>
         <w:rPr>
-          <w:color w:val="1F4E78"/>
+          <w:b/>
+          <w:color w:val="6B7280"/>
+          <w:sz w:val="18"/>
         </w:rPr>
-        <w:t>Fintech Payments — BSSN Cyber Audit Report</w:t>
-      </w:r>
-    </w:p>
-    <w:p>
-      <w:r>
-        <w:rPr>
-          <w:i/>
-        </w:rPr>
-        <w:t>Document owner: Fintech Payments Group Office</w:t>
-      </w:r>
-      <w:r>
-        <w:rPr>
-          <w:i/>
-        </w:rPr>
-        <w:t xml:space="preserve"> · Version: FY2025-A</w:t>
+        <w:t>ZAVA CONGLOMERATE</w:t>
       </w:r>
     </w:p>
     <w:p>
       <w:pPr>
-        <w:pStyle w:val="Heading1"/>
+        <w:spacing w:after="40"/>
       </w:pPr>
       <w:r>
-        <w:t>1. Executive Summary</w:t>
-      </w:r>
-    </w:p>
-    <w:p>
-      <w:r>
-        <w:t>FY2025 fraud losses jumped 47% in Q4 and OJK e-money licence renewal is due in 60 days — escalation to Bank Indonesia in 72 hours</w:t>
-      </w:r>
-    </w:p>
-    <w:p>
-      <w:r>
-        <w:t>This bssn cyber audit report is grounded on the FY2025 working dataset for Fintech Payments and informs the Board, the regulator, and the operating committee of the corrective actions agreed under the recovery plan.</w:t>
+        <w:rPr>
+          <w:b/>
+          <w:color w:val="1F2D55"/>
+          <w:sz w:val="44"/>
+        </w:rPr>
+        <w:t>FT 05 BSSN Cyber Audit Report</w:t>
       </w:r>
     </w:p>
     <w:p>
       <w:pPr>
-        <w:pStyle w:val="Heading1"/>
+        <w:spacing w:after="200"/>
       </w:pPr>
       <w:r>
-        <w:t>2. Scenario &amp; Background</w:t>
-      </w:r>
-    </w:p>
-    <w:p>
-      <w:r>
-        <w:t>BayarLintas runs e-wallet, QRIS payments and B2B settlement across Malaysia and Indonesia. A coordinated social-engineering attack lifted Q4 fraud losses to RM 38m / Rp 134 miliar, breaching the OJK loss-event threshold. OJK has paused the e-money licence renewal pending a remediation plan; Bank Indonesia wants a written response in 72 hours and BSSN has issued 9 critical findings in the latest cyber audit. The CEO has called an emergency Board meeting in 5 days. The team has 6 source documents and needs to produce: a Board pack with a recovery bridge, an OJK licence renewal brief, a BSSN remediation plan, and a 90-day product roadmap reset that does not push merchants and consumers off the platform.</w:t>
-      </w:r>
-    </w:p>
-    <w:p>
-      <w:r>
-        <w:t>The team has triangulated Fintech Payments's most recent reported performance against three peer benchmarks and against the regulator's published thresholds for the sector. Findings carried over from the prior cycle have been re-examined to test whether the original assumptions still hold.</w:t>
+        <w:rPr>
+          <w:i/>
+          <w:color w:val="4B5B7C"/>
+          <w:sz w:val="22"/>
+        </w:rPr>
+        <w:t>Internal Audit &amp; Assurance · Findings Pack</w:t>
       </w:r>
     </w:p>
     <w:p>
       <w:pPr>
-        <w:pStyle w:val="Heading1"/>
+        <w:spacing w:after="40"/>
       </w:pPr>
       <w:r>
-        <w:t>3. Detail &amp; Working</w:t>
+        <w:rPr>
+          <w:b/>
+          <w:color w:val="1F2D55"/>
+          <w:sz w:val="20"/>
+        </w:rPr>
+        <w:t xml:space="preserve">Audit reference:  </w:t>
+      </w:r>
+      <w:r>
+        <w:rPr>
+          <w:sz w:val="20"/>
+        </w:rPr>
+        <w:t>IA-2026-118</w:t>
       </w:r>
     </w:p>
     <w:p>
       <w:pPr>
-        <w:pStyle w:val="Heading2"/>
+        <w:spacing w:after="40"/>
       </w:pPr>
       <w:r>
-        <w:t>3.1 Position at end of period</w:t>
+        <w:rPr>
+          <w:b/>
+          <w:color w:val="1F2D55"/>
+          <w:sz w:val="20"/>
+        </w:rPr>
+        <w:t xml:space="preserve">Period covered:  </w:t>
       </w:r>
-    </w:p>
-    <w:p>
       <w:r>
-        <w:t>Position at end of period for Fintech Payments as it stands on the working dataset for this bssn cyber audit report. Reference figures and supporting tabs are stored alongside this document in the Group repository under the FINTECH-PAYMENTS folder.</w:t>
+        <w:rPr>
+          <w:sz w:val="20"/>
+        </w:rPr>
+        <w:t>Q1–Q3 FY2026</w:t>
       </w:r>
     </w:p>
     <w:p>
       <w:pPr>
-        <w:pStyle w:val="Heading2"/>
+        <w:spacing w:after="40"/>
       </w:pPr>
       <w:r>
-        <w:t>3.2 Key drivers</w:t>
+        <w:rPr>
+          <w:b/>
+          <w:color w:val="1F2D55"/>
+          <w:sz w:val="20"/>
+        </w:rPr>
+        <w:t xml:space="preserve">Audit sponsor:  </w:t>
       </w:r>
-    </w:p>
-    <w:p>
       <w:r>
-        <w:t>Key drivers for Fintech Payments as it stands on the working dataset for this bssn cyber audit report. Reference figures and supporting tabs are stored alongside this document in the Group repository under the FINTECH-PAYMENTS folder.</w:t>
+        <w:rPr>
+          <w:sz w:val="20"/>
+        </w:rPr>
+        <w:t>Hadar Caspit, Group CFO</w:t>
       </w:r>
     </w:p>
     <w:p>
       <w:pPr>
-        <w:pStyle w:val="Heading2"/>
+        <w:spacing w:after="40"/>
       </w:pPr>
       <w:r>
-        <w:t>3.3 Sensitivities and assumptions</w:t>
+        <w:rPr>
+          <w:b/>
+          <w:color w:val="1F2D55"/>
+          <w:sz w:val="20"/>
+        </w:rPr>
+        <w:t xml:space="preserve">Lead auditor:  </w:t>
       </w:r>
-    </w:p>
-    <w:p>
       <w:r>
-        <w:t>Sensitivities and assumptions for Fintech Payments as it stands on the working dataset for this bssn cyber audit report. Reference figures and supporting tabs are stored alongside this document in the Group repository under the FINTECH-PAYMENTS folder.</w:t>
+        <w:rPr>
+          <w:sz w:val="20"/>
+        </w:rPr>
+        <w:t>Sasha Ouellet (Internal Audit)</w:t>
       </w:r>
     </w:p>
     <w:p>
       <w:pPr>
-        <w:pStyle w:val="Heading2"/>
+        <w:spacing w:after="40"/>
       </w:pPr>
       <w:r>
-        <w:t>3.4 Open issues and unknowns</w:t>
+        <w:rPr>
+          <w:b/>
+          <w:color w:val="1F2D55"/>
+          <w:sz w:val="20"/>
+        </w:rPr>
+        <w:t xml:space="preserve">Issued:  </w:t>
       </w:r>
-    </w:p>
-    <w:p>
       <w:r>
-        <w:t>Open issues and unknowns for Fintech Payments as it stands on the working dataset for this bssn cyber audit report. Reference figures and supporting tabs are stored alongside this document in the Group repository under the FINTECH-PAYMENTS folder.</w:t>
+        <w:rPr>
+          <w:sz w:val="20"/>
+        </w:rPr>
+        <w:t>19 May 2026</w:t>
       </w:r>
     </w:p>
     <w:p>
       <w:pPr>
-        <w:pStyle w:val="Heading1"/>
+        <w:spacing w:after="40"/>
       </w:pPr>
       <w:r>
-        <w:t>4. Recommended Actions</w:t>
+        <w:rPr>
+          <w:b/>
+          <w:color w:val="1F2D55"/>
+          <w:sz w:val="20"/>
+        </w:rPr>
+        <w:t xml:space="preserve">Source file:  </w:t>
+      </w:r>
+      <w:r>
+        <w:rPr>
+          <w:sz w:val="20"/>
+        </w:rPr>
+        <w:t>FT_05_BSSN_Cyber_Audit_Report.docx</w:t>
+      </w:r>
+    </w:p>
+    <w:p>
+      <w:pPr>
+        <w:spacing w:after="40"/>
+      </w:pPr>
+      <w:r>
+        <w:rPr>
+          <w:b/>
+          <w:color w:val="1F2D55"/>
+          <w:sz w:val="20"/>
+        </w:rPr>
+        <w:t xml:space="preserve">Distribution:  </w:t>
+      </w:r>
+      <w:r>
+        <w:rPr>
+          <w:sz w:val="20"/>
+        </w:rPr>
+        <w:t>Audit Committee · Group CFO · Divisional MDs · External Auditor</w:t>
+      </w:r>
+    </w:p>
+    <w:p>
+      <w:pPr>
+        <w:spacing w:before="240" w:after="80"/>
+      </w:pPr>
+      <w:r>
+        <w:rPr>
+          <w:b/>
+          <w:color w:val="1F2D55"/>
+          <w:sz w:val="26"/>
+        </w:rPr>
+        <w:t>1. Executive summary</w:t>
+      </w:r>
+    </w:p>
+    <w:p>
+      <w:pPr>
+        <w:spacing w:after="80"/>
+      </w:pPr>
+      <w:r>
+        <w:rPr>
+          <w:i w:val="0"/>
+          <w:sz w:val="20"/>
+        </w:rPr>
+        <w:t>The Internal Audit function completed the review of operating, financial and compliance controls across the in-scope divisions for the period covered. Twelve findings were raised: 2 rated High, 6 rated Medium and 4 rated Low. Management has accepted all findings and committed remediation plans with named owners and target dates. No material control failures were identified that would, in our judgement, require restatement of financial statements or a public disclosure event.</w:t>
+      </w:r>
+    </w:p>
+    <w:p>
+      <w:pPr>
+        <w:spacing w:after="80"/>
+      </w:pPr>
+      <w:r>
+        <w:rPr>
+          <w:i w:val="0"/>
+          <w:sz w:val="20"/>
+        </w:rPr>
+        <w:t>The two High-rated findings relate to (a) segregation-of-duties weaknesses in the procurement-to-pay workflow at two operating units and (b) gaps in the privileged-access review cadence for finance systems. Both are tracked for closure by end-Q4 FY2026 with weekly status reviews by the audit sponsor.</w:t>
+      </w:r>
+    </w:p>
+    <w:p>
+      <w:pPr>
+        <w:spacing w:before="240" w:after="80"/>
+      </w:pPr>
+      <w:r>
+        <w:rPr>
+          <w:b/>
+          <w:color w:val="1F2D55"/>
+          <w:sz w:val="26"/>
+        </w:rPr>
+        <w:t>2. Scope, approach and limitations</w:t>
+      </w:r>
+    </w:p>
+    <w:p>
+      <w:pPr>
+        <w:spacing w:after="80"/>
+      </w:pPr>
+      <w:r>
+        <w:rPr>
+          <w:i w:val="0"/>
+          <w:sz w:val="20"/>
+        </w:rPr>
+        <w:t>Scope covered: (i) revenue recognition and trade receivables controls, (ii) procurement-to-pay including vendor onboarding and three-way match, (iii) IT general controls for SAP S/4HANA finance modules, (iv) statutory and tax compliance routines for in-country entities, (v) selected ESG metrics feeding the integrated annual report. Out-of-scope: M&amp;A integration controls at recently-acquired entities (deferred to FY2027 audit plan).</w:t>
+      </w:r>
+    </w:p>
+    <w:p>
+      <w:pPr>
+        <w:spacing w:after="80"/>
+      </w:pPr>
+      <w:r>
+        <w:rPr>
+          <w:i w:val="0"/>
+          <w:sz w:val="20"/>
+        </w:rPr>
+        <w:t>Approach combined process walkthroughs, control design assessment, test of operating effectiveness on a statistical sample, data analytics over full populations where systems permitted, and management interviews. Sample sizes and confidence intervals are documented in working papers W/P-IA-2026-106–199.</w:t>
+      </w:r>
+    </w:p>
+    <w:p>
+      <w:pPr>
+        <w:spacing w:before="240" w:after="80"/>
+      </w:pPr>
+      <w:r>
+        <w:rPr>
+          <w:b/>
+          <w:color w:val="1F2D55"/>
+          <w:sz w:val="26"/>
+        </w:rPr>
+        <w:t>3. Findings register</w:t>
+      </w:r>
+    </w:p>
+    <w:tbl>
+      <w:tblPr>
+        <w:tblStyle w:val="LightGrid-Accent1"/>
+        <w:tblW w:type="auto" w:w="0"/>
+        <w:tblLook w:firstColumn="1" w:firstRow="1" w:lastColumn="0" w:lastRow="0" w:noHBand="0" w:noVBand="1" w:val="04A0"/>
+      </w:tblPr>
+      <w:tblGrid>
+        <w:gridCol w:w="1234"/>
+        <w:gridCol w:w="1234"/>
+        <w:gridCol w:w="1234"/>
+        <w:gridCol w:w="1234"/>
+        <w:gridCol w:w="1234"/>
+        <w:gridCol w:w="1234"/>
+        <w:gridCol w:w="1234"/>
+      </w:tblGrid>
+      <w:tr>
+        <w:tc>
+          <w:tcPr>
+            <w:tcW w:type="dxa" w:w="1234"/>
+            <w:shd w:val="clear" w:color="auto" w:fill="1F2D55"/>
+          </w:tcPr>
+          <w:p>
+            <w:r>
+              <w:rPr>
+                <w:b/>
+                <w:color w:val="FFFFFF"/>
+                <w:sz w:val="18"/>
+              </w:rPr>
+              <w:t>Ref</w:t>
+            </w:r>
+          </w:p>
+        </w:tc>
+        <w:tc>
+          <w:tcPr>
+            <w:tcW w:type="dxa" w:w="1234"/>
+            <w:shd w:val="clear" w:color="auto" w:fill="1F2D55"/>
+          </w:tcPr>
+          <w:p>
+            <w:r>
+              <w:rPr>
+                <w:b/>
+                <w:color w:val="FFFFFF"/>
+                <w:sz w:val="18"/>
+              </w:rPr>
+              <w:t>Rating</w:t>
+            </w:r>
+          </w:p>
+        </w:tc>
+        <w:tc>
+          <w:tcPr>
+            <w:tcW w:type="dxa" w:w="1234"/>
+            <w:shd w:val="clear" w:color="auto" w:fill="1F2D55"/>
+          </w:tcPr>
+          <w:p>
+            <w:r>
+              <w:rPr>
+                <w:b/>
+                <w:color w:val="FFFFFF"/>
+                <w:sz w:val="18"/>
+              </w:rPr>
+              <w:t>Process area</w:t>
+            </w:r>
+          </w:p>
+        </w:tc>
+        <w:tc>
+          <w:tcPr>
+            <w:tcW w:type="dxa" w:w="1234"/>
+            <w:shd w:val="clear" w:color="auto" w:fill="1F2D55"/>
+          </w:tcPr>
+          <w:p>
+            <w:r>
+              <w:rPr>
+                <w:b/>
+                <w:color w:val="FFFFFF"/>
+                <w:sz w:val="18"/>
+              </w:rPr>
+              <w:t>Finding</w:t>
+            </w:r>
+          </w:p>
+        </w:tc>
+        <w:tc>
+          <w:tcPr>
+            <w:tcW w:type="dxa" w:w="1234"/>
+            <w:shd w:val="clear" w:color="auto" w:fill="1F2D55"/>
+          </w:tcPr>
+          <w:p>
+            <w:r>
+              <w:rPr>
+                <w:b/>
+                <w:color w:val="FFFFFF"/>
+                <w:sz w:val="18"/>
+              </w:rPr>
+              <w:t>Recommendation</w:t>
+            </w:r>
+          </w:p>
+        </w:tc>
+        <w:tc>
+          <w:tcPr>
+            <w:tcW w:type="dxa" w:w="1234"/>
+            <w:shd w:val="clear" w:color="auto" w:fill="1F2D55"/>
+          </w:tcPr>
+          <w:p>
+            <w:r>
+              <w:rPr>
+                <w:b/>
+                <w:color w:val="FFFFFF"/>
+                <w:sz w:val="18"/>
+              </w:rPr>
+              <w:t>Owner</w:t>
+            </w:r>
+          </w:p>
+        </w:tc>
+        <w:tc>
+          <w:tcPr>
+            <w:tcW w:type="dxa" w:w="1234"/>
+            <w:shd w:val="clear" w:color="auto" w:fill="1F2D55"/>
+          </w:tcPr>
+          <w:p>
+            <w:r>
+              <w:rPr>
+                <w:b/>
+                <w:color w:val="FFFFFF"/>
+                <w:sz w:val="18"/>
+              </w:rPr>
+              <w:t>Target date</w:t>
+            </w:r>
+          </w:p>
+        </w:tc>
+      </w:tr>
+      <w:tr>
+        <w:tc>
+          <w:tcPr>
+            <w:tcW w:type="dxa" w:w="1234"/>
+          </w:tcPr>
+          <w:p>
+            <w:r>
+              <w:rPr>
+                <w:sz w:val="18"/>
+              </w:rPr>
+              <w:t>F-01</w:t>
+            </w:r>
+          </w:p>
+        </w:tc>
+        <w:tc>
+          <w:tcPr>
+            <w:tcW w:type="dxa" w:w="1234"/>
+          </w:tcPr>
+          <w:p>
+            <w:r>
+              <w:rPr>
+                <w:sz w:val="18"/>
+              </w:rPr>
+              <w:t>High</w:t>
+            </w:r>
+          </w:p>
+        </w:tc>
+        <w:tc>
+          <w:tcPr>
+            <w:tcW w:type="dxa" w:w="1234"/>
+          </w:tcPr>
+          <w:p>
+            <w:r>
+              <w:rPr>
+                <w:sz w:val="18"/>
+              </w:rPr>
+              <w:t>Procurement-to-pay</w:t>
+            </w:r>
+          </w:p>
+        </w:tc>
+        <w:tc>
+          <w:tcPr>
+            <w:tcW w:type="dxa" w:w="1234"/>
+          </w:tcPr>
+          <w:p>
+            <w:r>
+              <w:rPr>
+                <w:sz w:val="18"/>
+              </w:rPr>
+              <w:t>Three-way match override used 14× in 30 days at SubCo-A without compensating control.</w:t>
+            </w:r>
+          </w:p>
+        </w:tc>
+        <w:tc>
+          <w:tcPr>
+            <w:tcW w:type="dxa" w:w="1234"/>
+          </w:tcPr>
+          <w:p>
+            <w:r>
+              <w:rPr>
+                <w:sz w:val="18"/>
+              </w:rPr>
+              <w:t>Reinstate hard block in SAP; daily exception report to Procurement Director.</w:t>
+            </w:r>
+          </w:p>
+        </w:tc>
+        <w:tc>
+          <w:tcPr>
+            <w:tcW w:type="dxa" w:w="1234"/>
+          </w:tcPr>
+          <w:p>
+            <w:r>
+              <w:rPr>
+                <w:sz w:val="18"/>
+              </w:rPr>
+              <w:t>Head of Procurement</w:t>
+            </w:r>
+          </w:p>
+        </w:tc>
+        <w:tc>
+          <w:tcPr>
+            <w:tcW w:type="dxa" w:w="1234"/>
+          </w:tcPr>
+          <w:p>
+            <w:r>
+              <w:rPr>
+                <w:sz w:val="18"/>
+              </w:rPr>
+              <w:t>30 Jun 2026</w:t>
+            </w:r>
+          </w:p>
+        </w:tc>
+      </w:tr>
+      <w:tr>
+        <w:tc>
+          <w:tcPr>
+            <w:tcW w:type="dxa" w:w="1234"/>
+          </w:tcPr>
+          <w:p>
+            <w:r>
+              <w:rPr>
+                <w:sz w:val="18"/>
+              </w:rPr>
+              <w:t>F-02</w:t>
+            </w:r>
+          </w:p>
+        </w:tc>
+        <w:tc>
+          <w:tcPr>
+            <w:tcW w:type="dxa" w:w="1234"/>
+          </w:tcPr>
+          <w:p>
+            <w:r>
+              <w:rPr>
+                <w:sz w:val="18"/>
+              </w:rPr>
+              <w:t>High</w:t>
+            </w:r>
+          </w:p>
+        </w:tc>
+        <w:tc>
+          <w:tcPr>
+            <w:tcW w:type="dxa" w:w="1234"/>
+          </w:tcPr>
+          <w:p>
+            <w:r>
+              <w:rPr>
+                <w:sz w:val="18"/>
+              </w:rPr>
+              <w:t>IT General Controls</w:t>
+            </w:r>
+          </w:p>
+        </w:tc>
+        <w:tc>
+          <w:tcPr>
+            <w:tcW w:type="dxa" w:w="1234"/>
+          </w:tcPr>
+          <w:p>
+            <w:r>
+              <w:rPr>
+                <w:sz w:val="18"/>
+              </w:rPr>
+              <w:t>Privileged-access review cadence lapsed for 4 SAP finance roles (quarterly review missed in Q2).</w:t>
+            </w:r>
+          </w:p>
+        </w:tc>
+        <w:tc>
+          <w:tcPr>
+            <w:tcW w:type="dxa" w:w="1234"/>
+          </w:tcPr>
+          <w:p>
+            <w:r>
+              <w:rPr>
+                <w:sz w:val="18"/>
+              </w:rPr>
+              <w:t>Restart quarterly access review; automate via SailPoint; provide evidence to IA.</w:t>
+            </w:r>
+          </w:p>
+        </w:tc>
+        <w:tc>
+          <w:tcPr>
+            <w:tcW w:type="dxa" w:w="1234"/>
+          </w:tcPr>
+          <w:p>
+            <w:r>
+              <w:rPr>
+                <w:sz w:val="18"/>
+              </w:rPr>
+              <w:t>CISO</w:t>
+            </w:r>
+          </w:p>
+        </w:tc>
+        <w:tc>
+          <w:tcPr>
+            <w:tcW w:type="dxa" w:w="1234"/>
+          </w:tcPr>
+          <w:p>
+            <w:r>
+              <w:rPr>
+                <w:sz w:val="18"/>
+              </w:rPr>
+              <w:t>15 Jun 2026</w:t>
+            </w:r>
+          </w:p>
+        </w:tc>
+      </w:tr>
+      <w:tr>
+        <w:tc>
+          <w:tcPr>
+            <w:tcW w:type="dxa" w:w="1234"/>
+          </w:tcPr>
+          <w:p>
+            <w:r>
+              <w:rPr>
+                <w:sz w:val="18"/>
+              </w:rPr>
+              <w:t>F-03</w:t>
+            </w:r>
+          </w:p>
+        </w:tc>
+        <w:tc>
+          <w:tcPr>
+            <w:tcW w:type="dxa" w:w="1234"/>
+          </w:tcPr>
+          <w:p>
+            <w:r>
+              <w:rPr>
+                <w:sz w:val="18"/>
+              </w:rPr>
+              <w:t>Med</w:t>
+            </w:r>
+          </w:p>
+        </w:tc>
+        <w:tc>
+          <w:tcPr>
+            <w:tcW w:type="dxa" w:w="1234"/>
+          </w:tcPr>
+          <w:p>
+            <w:r>
+              <w:rPr>
+                <w:sz w:val="18"/>
+              </w:rPr>
+              <w:t>Revenue recognition</w:t>
+            </w:r>
+          </w:p>
+        </w:tc>
+        <w:tc>
+          <w:tcPr>
+            <w:tcW w:type="dxa" w:w="1234"/>
+          </w:tcPr>
+          <w:p>
+            <w:r>
+              <w:rPr>
+                <w:sz w:val="18"/>
+              </w:rPr>
+              <w:t>Long-term contract milestones at Construction Division applied inconsistent stage-completion %.</w:t>
+            </w:r>
+          </w:p>
+        </w:tc>
+        <w:tc>
+          <w:tcPr>
+            <w:tcW w:type="dxa" w:w="1234"/>
+          </w:tcPr>
+          <w:p>
+            <w:r>
+              <w:rPr>
+                <w:sz w:val="18"/>
+              </w:rPr>
+              <w:t>Standardise stage-completion template; finance controller second-line review.</w:t>
+            </w:r>
+          </w:p>
+        </w:tc>
+        <w:tc>
+          <w:tcPr>
+            <w:tcW w:type="dxa" w:w="1234"/>
+          </w:tcPr>
+          <w:p>
+            <w:r>
+              <w:rPr>
+                <w:sz w:val="18"/>
+              </w:rPr>
+              <w:t>Group Financial Controller</w:t>
+            </w:r>
+          </w:p>
+        </w:tc>
+        <w:tc>
+          <w:tcPr>
+            <w:tcW w:type="dxa" w:w="1234"/>
+          </w:tcPr>
+          <w:p>
+            <w:r>
+              <w:rPr>
+                <w:sz w:val="18"/>
+              </w:rPr>
+              <w:t>31 Jul 2026</w:t>
+            </w:r>
+          </w:p>
+        </w:tc>
+      </w:tr>
+      <w:tr>
+        <w:tc>
+          <w:tcPr>
+            <w:tcW w:type="dxa" w:w="1234"/>
+          </w:tcPr>
+          <w:p>
+            <w:r>
+              <w:rPr>
+                <w:sz w:val="18"/>
+              </w:rPr>
+              <w:t>F-04</w:t>
+            </w:r>
+          </w:p>
+        </w:tc>
+        <w:tc>
+          <w:tcPr>
+            <w:tcW w:type="dxa" w:w="1234"/>
+          </w:tcPr>
+          <w:p>
+            <w:r>
+              <w:rPr>
+                <w:sz w:val="18"/>
+              </w:rPr>
+              <w:t>Med</w:t>
+            </w:r>
+          </w:p>
+        </w:tc>
+        <w:tc>
+          <w:tcPr>
+            <w:tcW w:type="dxa" w:w="1234"/>
+          </w:tcPr>
+          <w:p>
+            <w:r>
+              <w:rPr>
+                <w:sz w:val="18"/>
+              </w:rPr>
+              <w:t>Trade receivables</w:t>
+            </w:r>
+          </w:p>
+        </w:tc>
+        <w:tc>
+          <w:tcPr>
+            <w:tcW w:type="dxa" w:w="1234"/>
+          </w:tcPr>
+          <w:p>
+            <w:r>
+              <w:rPr>
+                <w:sz w:val="18"/>
+              </w:rPr>
+              <w:t>Aged debtor balances &gt;180 days at Retail Distribution Division not provisioned per policy.</w:t>
+            </w:r>
+          </w:p>
+        </w:tc>
+        <w:tc>
+          <w:tcPr>
+            <w:tcW w:type="dxa" w:w="1234"/>
+          </w:tcPr>
+          <w:p>
+            <w:r>
+              <w:rPr>
+                <w:sz w:val="18"/>
+              </w:rPr>
+              <w:t>True-up provision in Q2 close; tighten collection KPI; weekly aged-debtor review.</w:t>
+            </w:r>
+          </w:p>
+        </w:tc>
+        <w:tc>
+          <w:tcPr>
+            <w:tcW w:type="dxa" w:w="1234"/>
+          </w:tcPr>
+          <w:p>
+            <w:r>
+              <w:rPr>
+                <w:sz w:val="18"/>
+              </w:rPr>
+              <w:t>Divisional CFO – Retail</w:t>
+            </w:r>
+          </w:p>
+        </w:tc>
+        <w:tc>
+          <w:tcPr>
+            <w:tcW w:type="dxa" w:w="1234"/>
+          </w:tcPr>
+          <w:p>
+            <w:r>
+              <w:rPr>
+                <w:sz w:val="18"/>
+              </w:rPr>
+              <w:t>30 Jun 2026</w:t>
+            </w:r>
+          </w:p>
+        </w:tc>
+      </w:tr>
+      <w:tr>
+        <w:tc>
+          <w:tcPr>
+            <w:tcW w:type="dxa" w:w="1234"/>
+          </w:tcPr>
+          <w:p>
+            <w:r>
+              <w:rPr>
+                <w:sz w:val="18"/>
+              </w:rPr>
+              <w:t>F-05</w:t>
+            </w:r>
+          </w:p>
+        </w:tc>
+        <w:tc>
+          <w:tcPr>
+            <w:tcW w:type="dxa" w:w="1234"/>
+          </w:tcPr>
+          <w:p>
+            <w:r>
+              <w:rPr>
+                <w:sz w:val="18"/>
+              </w:rPr>
+              <w:t>Med</w:t>
+            </w:r>
+          </w:p>
+        </w:tc>
+        <w:tc>
+          <w:tcPr>
+            <w:tcW w:type="dxa" w:w="1234"/>
+          </w:tcPr>
+          <w:p>
+            <w:r>
+              <w:rPr>
+                <w:sz w:val="18"/>
+              </w:rPr>
+              <w:t>Statutory compliance</w:t>
+            </w:r>
+          </w:p>
+        </w:tc>
+        <w:tc>
+          <w:tcPr>
+            <w:tcW w:type="dxa" w:w="1234"/>
+          </w:tcPr>
+          <w:p>
+            <w:r>
+              <w:rPr>
+                <w:sz w:val="18"/>
+              </w:rPr>
+              <w:t>Withholding tax submissions for 2 cross-border service contracts filed 11 days late.</w:t>
+            </w:r>
+          </w:p>
+        </w:tc>
+        <w:tc>
+          <w:tcPr>
+            <w:tcW w:type="dxa" w:w="1234"/>
+          </w:tcPr>
+          <w:p>
+            <w:r>
+              <w:rPr>
+                <w:sz w:val="18"/>
+              </w:rPr>
+              <w:t>Implement tax-calendar alerts in workflow; reconcile WHT monthly.</w:t>
+            </w:r>
+          </w:p>
+        </w:tc>
+        <w:tc>
+          <w:tcPr>
+            <w:tcW w:type="dxa" w:w="1234"/>
+          </w:tcPr>
+          <w:p>
+            <w:r>
+              <w:rPr>
+                <w:sz w:val="18"/>
+              </w:rPr>
+              <w:t>Group Tax Manager</w:t>
+            </w:r>
+          </w:p>
+        </w:tc>
+        <w:tc>
+          <w:tcPr>
+            <w:tcW w:type="dxa" w:w="1234"/>
+          </w:tcPr>
+          <w:p>
+            <w:r>
+              <w:rPr>
+                <w:sz w:val="18"/>
+              </w:rPr>
+              <w:t>15 Jul 2026</w:t>
+            </w:r>
+          </w:p>
+        </w:tc>
+      </w:tr>
+      <w:tr>
+        <w:tc>
+          <w:tcPr>
+            <w:tcW w:type="dxa" w:w="1234"/>
+          </w:tcPr>
+          <w:p>
+            <w:r>
+              <w:rPr>
+                <w:sz w:val="18"/>
+              </w:rPr>
+              <w:t>F-06</w:t>
+            </w:r>
+          </w:p>
+        </w:tc>
+        <w:tc>
+          <w:tcPr>
+            <w:tcW w:type="dxa" w:w="1234"/>
+          </w:tcPr>
+          <w:p>
+            <w:r>
+              <w:rPr>
+                <w:sz w:val="18"/>
+              </w:rPr>
+              <w:t>Med</w:t>
+            </w:r>
+          </w:p>
+        </w:tc>
+        <w:tc>
+          <w:tcPr>
+            <w:tcW w:type="dxa" w:w="1234"/>
+          </w:tcPr>
+          <w:p>
+            <w:r>
+              <w:rPr>
+                <w:sz w:val="18"/>
+              </w:rPr>
+              <w:t>Vendor master</w:t>
+            </w:r>
+          </w:p>
+        </w:tc>
+        <w:tc>
+          <w:tcPr>
+            <w:tcW w:type="dxa" w:w="1234"/>
+          </w:tcPr>
+          <w:p>
+            <w:r>
+              <w:rPr>
+                <w:sz w:val="18"/>
+              </w:rPr>
+              <w:t>47 dormant vendor records active &gt;18 months; risk of fraudulent reactivation.</w:t>
+            </w:r>
+          </w:p>
+        </w:tc>
+        <w:tc>
+          <w:tcPr>
+            <w:tcW w:type="dxa" w:w="1234"/>
+          </w:tcPr>
+          <w:p>
+            <w:r>
+              <w:rPr>
+                <w:sz w:val="18"/>
+              </w:rPr>
+              <w:t>Mass-deactivate; quarterly dormant-vendor sweep.</w:t>
+            </w:r>
+          </w:p>
+        </w:tc>
+        <w:tc>
+          <w:tcPr>
+            <w:tcW w:type="dxa" w:w="1234"/>
+          </w:tcPr>
+          <w:p>
+            <w:r>
+              <w:rPr>
+                <w:sz w:val="18"/>
+              </w:rPr>
+              <w:t>Head of Procurement</w:t>
+            </w:r>
+          </w:p>
+        </w:tc>
+        <w:tc>
+          <w:tcPr>
+            <w:tcW w:type="dxa" w:w="1234"/>
+          </w:tcPr>
+          <w:p>
+            <w:r>
+              <w:rPr>
+                <w:sz w:val="18"/>
+              </w:rPr>
+              <w:t>31 Jul 2026</w:t>
+            </w:r>
+          </w:p>
+        </w:tc>
+      </w:tr>
+      <w:tr>
+        <w:tc>
+          <w:tcPr>
+            <w:tcW w:type="dxa" w:w="1234"/>
+          </w:tcPr>
+          <w:p>
+            <w:r>
+              <w:rPr>
+                <w:sz w:val="18"/>
+              </w:rPr>
+              <w:t>F-07</w:t>
+            </w:r>
+          </w:p>
+        </w:tc>
+        <w:tc>
+          <w:tcPr>
+            <w:tcW w:type="dxa" w:w="1234"/>
+          </w:tcPr>
+          <w:p>
+            <w:r>
+              <w:rPr>
+                <w:sz w:val="18"/>
+              </w:rPr>
+              <w:t>Med</w:t>
+            </w:r>
+          </w:p>
+        </w:tc>
+        <w:tc>
+          <w:tcPr>
+            <w:tcW w:type="dxa" w:w="1234"/>
+          </w:tcPr>
+          <w:p>
+            <w:r>
+              <w:rPr>
+                <w:sz w:val="18"/>
+              </w:rPr>
+              <w:t>ESG metrics</w:t>
+            </w:r>
+          </w:p>
+        </w:tc>
+        <w:tc>
+          <w:tcPr>
+            <w:tcW w:type="dxa" w:w="1234"/>
+          </w:tcPr>
+          <w:p>
+            <w:r>
+              <w:rPr>
+                <w:sz w:val="18"/>
+              </w:rPr>
+              <w:t>Scope-2 emissions data for 2 plant locations relies on manual spreadsheet capture.</w:t>
+            </w:r>
+          </w:p>
+        </w:tc>
+        <w:tc>
+          <w:tcPr>
+            <w:tcW w:type="dxa" w:w="1234"/>
+          </w:tcPr>
+          <w:p>
+            <w:r>
+              <w:rPr>
+                <w:sz w:val="18"/>
+              </w:rPr>
+              <w:t>Migrate to Envizi platform; second-line assurance pre-publication.</w:t>
+            </w:r>
+          </w:p>
+        </w:tc>
+        <w:tc>
+          <w:tcPr>
+            <w:tcW w:type="dxa" w:w="1234"/>
+          </w:tcPr>
+          <w:p>
+            <w:r>
+              <w:rPr>
+                <w:sz w:val="18"/>
+              </w:rPr>
+              <w:t>Head of Sustainability</w:t>
+            </w:r>
+          </w:p>
+        </w:tc>
+        <w:tc>
+          <w:tcPr>
+            <w:tcW w:type="dxa" w:w="1234"/>
+          </w:tcPr>
+          <w:p>
+            <w:r>
+              <w:rPr>
+                <w:sz w:val="18"/>
+              </w:rPr>
+              <w:t>30 Sep 2026</w:t>
+            </w:r>
+          </w:p>
+        </w:tc>
+      </w:tr>
+      <w:tr>
+        <w:tc>
+          <w:tcPr>
+            <w:tcW w:type="dxa" w:w="1234"/>
+          </w:tcPr>
+          <w:p>
+            <w:r>
+              <w:rPr>
+                <w:sz w:val="18"/>
+              </w:rPr>
+              <w:t>F-08</w:t>
+            </w:r>
+          </w:p>
+        </w:tc>
+        <w:tc>
+          <w:tcPr>
+            <w:tcW w:type="dxa" w:w="1234"/>
+          </w:tcPr>
+          <w:p>
+            <w:r>
+              <w:rPr>
+                <w:sz w:val="18"/>
+              </w:rPr>
+              <w:t>Med</w:t>
+            </w:r>
+          </w:p>
+        </w:tc>
+        <w:tc>
+          <w:tcPr>
+            <w:tcW w:type="dxa" w:w="1234"/>
+          </w:tcPr>
+          <w:p>
+            <w:r>
+              <w:rPr>
+                <w:sz w:val="18"/>
+              </w:rPr>
+              <w:t>Cash management</w:t>
+            </w:r>
+          </w:p>
+        </w:tc>
+        <w:tc>
+          <w:tcPr>
+            <w:tcW w:type="dxa" w:w="1234"/>
+          </w:tcPr>
+          <w:p>
+            <w:r>
+              <w:rPr>
+                <w:sz w:val="18"/>
+              </w:rPr>
+              <w:t>Bank-reconciliation review evidence missing for 3 of 18 in-scope accounts.</w:t>
+            </w:r>
+          </w:p>
+        </w:tc>
+        <w:tc>
+          <w:tcPr>
+            <w:tcW w:type="dxa" w:w="1234"/>
+          </w:tcPr>
+          <w:p>
+            <w:r>
+              <w:rPr>
+                <w:sz w:val="18"/>
+              </w:rPr>
+              <w:t>Standardise sign-off checklist; mandate digital evidence in workflow.</w:t>
+            </w:r>
+          </w:p>
+        </w:tc>
+        <w:tc>
+          <w:tcPr>
+            <w:tcW w:type="dxa" w:w="1234"/>
+          </w:tcPr>
+          <w:p>
+            <w:r>
+              <w:rPr>
+                <w:sz w:val="18"/>
+              </w:rPr>
+              <w:t>Group Treasurer</w:t>
+            </w:r>
+          </w:p>
+        </w:tc>
+        <w:tc>
+          <w:tcPr>
+            <w:tcW w:type="dxa" w:w="1234"/>
+          </w:tcPr>
+          <w:p>
+            <w:r>
+              <w:rPr>
+                <w:sz w:val="18"/>
+              </w:rPr>
+              <w:t>30 Jun 2026</w:t>
+            </w:r>
+          </w:p>
+        </w:tc>
+      </w:tr>
+      <w:tr>
+        <w:tc>
+          <w:tcPr>
+            <w:tcW w:type="dxa" w:w="1234"/>
+          </w:tcPr>
+          <w:p>
+            <w:r>
+              <w:rPr>
+                <w:sz w:val="18"/>
+              </w:rPr>
+              <w:t>F-09</w:t>
+            </w:r>
+          </w:p>
+        </w:tc>
+        <w:tc>
+          <w:tcPr>
+            <w:tcW w:type="dxa" w:w="1234"/>
+          </w:tcPr>
+          <w:p>
+            <w:r>
+              <w:rPr>
+                <w:sz w:val="18"/>
+              </w:rPr>
+              <w:t>Low</w:t>
+            </w:r>
+          </w:p>
+        </w:tc>
+        <w:tc>
+          <w:tcPr>
+            <w:tcW w:type="dxa" w:w="1234"/>
+          </w:tcPr>
+          <w:p>
+            <w:r>
+              <w:rPr>
+                <w:sz w:val="18"/>
+              </w:rPr>
+              <w:t>Inventory count</w:t>
+            </w:r>
+          </w:p>
+        </w:tc>
+        <w:tc>
+          <w:tcPr>
+            <w:tcW w:type="dxa" w:w="1234"/>
+          </w:tcPr>
+          <w:p>
+            <w:r>
+              <w:rPr>
+                <w:sz w:val="18"/>
+              </w:rPr>
+              <w:t>Year-end count variance at one plant &gt;0.5% threshold; root cause cycle-count gaps.</w:t>
+            </w:r>
+          </w:p>
+        </w:tc>
+        <w:tc>
+          <w:tcPr>
+            <w:tcW w:type="dxa" w:w="1234"/>
+          </w:tcPr>
+          <w:p>
+            <w:r>
+              <w:rPr>
+                <w:sz w:val="18"/>
+              </w:rPr>
+              <w:t>Daily cycle-count cadence; root-cause register reviewed monthly.</w:t>
+            </w:r>
+          </w:p>
+        </w:tc>
+        <w:tc>
+          <w:tcPr>
+            <w:tcW w:type="dxa" w:w="1234"/>
+          </w:tcPr>
+          <w:p>
+            <w:r>
+              <w:rPr>
+                <w:sz w:val="18"/>
+              </w:rPr>
+              <w:t>Plant GM (Industrial)</w:t>
+            </w:r>
+          </w:p>
+        </w:tc>
+        <w:tc>
+          <w:tcPr>
+            <w:tcW w:type="dxa" w:w="1234"/>
+          </w:tcPr>
+          <w:p>
+            <w:r>
+              <w:rPr>
+                <w:sz w:val="18"/>
+              </w:rPr>
+              <w:t>31 Aug 2026</w:t>
+            </w:r>
+          </w:p>
+        </w:tc>
+      </w:tr>
+      <w:tr>
+        <w:tc>
+          <w:tcPr>
+            <w:tcW w:type="dxa" w:w="1234"/>
+          </w:tcPr>
+          <w:p>
+            <w:r>
+              <w:rPr>
+                <w:sz w:val="18"/>
+              </w:rPr>
+              <w:t>F-10</w:t>
+            </w:r>
+          </w:p>
+        </w:tc>
+        <w:tc>
+          <w:tcPr>
+            <w:tcW w:type="dxa" w:w="1234"/>
+          </w:tcPr>
+          <w:p>
+            <w:r>
+              <w:rPr>
+                <w:sz w:val="18"/>
+              </w:rPr>
+              <w:t>Low</w:t>
+            </w:r>
+          </w:p>
+        </w:tc>
+        <w:tc>
+          <w:tcPr>
+            <w:tcW w:type="dxa" w:w="1234"/>
+          </w:tcPr>
+          <w:p>
+            <w:r>
+              <w:rPr>
+                <w:sz w:val="18"/>
+              </w:rPr>
+              <w:t>Travel &amp; expense</w:t>
+            </w:r>
+          </w:p>
+        </w:tc>
+        <w:tc>
+          <w:tcPr>
+            <w:tcW w:type="dxa" w:w="1234"/>
+          </w:tcPr>
+          <w:p>
+            <w:r>
+              <w:rPr>
+                <w:sz w:val="18"/>
+              </w:rPr>
+              <w:t>12 expense claims missing supporting receipts &gt;MYR 500 threshold.</w:t>
+            </w:r>
+          </w:p>
+        </w:tc>
+        <w:tc>
+          <w:tcPr>
+            <w:tcW w:type="dxa" w:w="1234"/>
+          </w:tcPr>
+          <w:p>
+            <w:r>
+              <w:rPr>
+                <w:sz w:val="18"/>
+              </w:rPr>
+              <w:t>Reissue T&amp;E policy reminder; auto-reject claims without attachments.</w:t>
+            </w:r>
+          </w:p>
+        </w:tc>
+        <w:tc>
+          <w:tcPr>
+            <w:tcW w:type="dxa" w:w="1234"/>
+          </w:tcPr>
+          <w:p>
+            <w:r>
+              <w:rPr>
+                <w:sz w:val="18"/>
+              </w:rPr>
+              <w:t>Head of Finance Shared Services</w:t>
+            </w:r>
+          </w:p>
+        </w:tc>
+        <w:tc>
+          <w:tcPr>
+            <w:tcW w:type="dxa" w:w="1234"/>
+          </w:tcPr>
+          <w:p>
+            <w:r>
+              <w:rPr>
+                <w:sz w:val="18"/>
+              </w:rPr>
+              <w:t>31 May 2026</w:t>
+            </w:r>
+          </w:p>
+        </w:tc>
+      </w:tr>
+      <w:tr>
+        <w:tc>
+          <w:tcPr>
+            <w:tcW w:type="dxa" w:w="1234"/>
+          </w:tcPr>
+          <w:p>
+            <w:r>
+              <w:rPr>
+                <w:sz w:val="18"/>
+              </w:rPr>
+              <w:t>F-11</w:t>
+            </w:r>
+          </w:p>
+        </w:tc>
+        <w:tc>
+          <w:tcPr>
+            <w:tcW w:type="dxa" w:w="1234"/>
+          </w:tcPr>
+          <w:p>
+            <w:r>
+              <w:rPr>
+                <w:sz w:val="18"/>
+              </w:rPr>
+              <w:t>Low</w:t>
+            </w:r>
+          </w:p>
+        </w:tc>
+        <w:tc>
+          <w:tcPr>
+            <w:tcW w:type="dxa" w:w="1234"/>
+          </w:tcPr>
+          <w:p>
+            <w:r>
+              <w:rPr>
+                <w:sz w:val="18"/>
+              </w:rPr>
+              <w:t>Board minutes</w:t>
+            </w:r>
+          </w:p>
+        </w:tc>
+        <w:tc>
+          <w:tcPr>
+            <w:tcW w:type="dxa" w:w="1234"/>
+          </w:tcPr>
+          <w:p>
+            <w:r>
+              <w:rPr>
+                <w:sz w:val="18"/>
+              </w:rPr>
+              <w:t>2 board sub-committee minutes pending sign-off &gt;60 days.</w:t>
+            </w:r>
+          </w:p>
+        </w:tc>
+        <w:tc>
+          <w:tcPr>
+            <w:tcW w:type="dxa" w:w="1234"/>
+          </w:tcPr>
+          <w:p>
+            <w:r>
+              <w:rPr>
+                <w:sz w:val="18"/>
+              </w:rPr>
+              <w:t>Tighten secretariat workflow; track via OneDrive document approval.</w:t>
+            </w:r>
+          </w:p>
+        </w:tc>
+        <w:tc>
+          <w:tcPr>
+            <w:tcW w:type="dxa" w:w="1234"/>
+          </w:tcPr>
+          <w:p>
+            <w:r>
+              <w:rPr>
+                <w:sz w:val="18"/>
+              </w:rPr>
+              <w:t>Group Company Secretary</w:t>
+            </w:r>
+          </w:p>
+        </w:tc>
+        <w:tc>
+          <w:tcPr>
+            <w:tcW w:type="dxa" w:w="1234"/>
+          </w:tcPr>
+          <w:p>
+            <w:r>
+              <w:rPr>
+                <w:sz w:val="18"/>
+              </w:rPr>
+              <w:t>30 Jun 2026</w:t>
+            </w:r>
+          </w:p>
+        </w:tc>
+      </w:tr>
+      <w:tr>
+        <w:tc>
+          <w:tcPr>
+            <w:tcW w:type="dxa" w:w="1234"/>
+          </w:tcPr>
+          <w:p>
+            <w:r>
+              <w:rPr>
+                <w:sz w:val="18"/>
+              </w:rPr>
+              <w:t>F-12</w:t>
+            </w:r>
+          </w:p>
+        </w:tc>
+        <w:tc>
+          <w:tcPr>
+            <w:tcW w:type="dxa" w:w="1234"/>
+          </w:tcPr>
+          <w:p>
+            <w:r>
+              <w:rPr>
+                <w:sz w:val="18"/>
+              </w:rPr>
+              <w:t>Low</w:t>
+            </w:r>
+          </w:p>
+        </w:tc>
+        <w:tc>
+          <w:tcPr>
+            <w:tcW w:type="dxa" w:w="1234"/>
+          </w:tcPr>
+          <w:p>
+            <w:r>
+              <w:rPr>
+                <w:sz w:val="18"/>
+              </w:rPr>
+              <w:t>Data privacy</w:t>
+            </w:r>
+          </w:p>
+        </w:tc>
+        <w:tc>
+          <w:tcPr>
+            <w:tcW w:type="dxa" w:w="1234"/>
+          </w:tcPr>
+          <w:p>
+            <w:r>
+              <w:rPr>
+                <w:sz w:val="18"/>
+              </w:rPr>
+              <w:t>Customer-data retention schedule not formally approved by data steward.</w:t>
+            </w:r>
+          </w:p>
+        </w:tc>
+        <w:tc>
+          <w:tcPr>
+            <w:tcW w:type="dxa" w:w="1234"/>
+          </w:tcPr>
+          <w:p>
+            <w:r>
+              <w:rPr>
+                <w:sz w:val="18"/>
+              </w:rPr>
+              <w:t>Document Data Retention Standard; obtain DPO sign-off.</w:t>
+            </w:r>
+          </w:p>
+        </w:tc>
+        <w:tc>
+          <w:tcPr>
+            <w:tcW w:type="dxa" w:w="1234"/>
+          </w:tcPr>
+          <w:p>
+            <w:r>
+              <w:rPr>
+                <w:sz w:val="18"/>
+              </w:rPr>
+              <w:t>Data Protection Officer</w:t>
+            </w:r>
+          </w:p>
+        </w:tc>
+        <w:tc>
+          <w:tcPr>
+            <w:tcW w:type="dxa" w:w="1234"/>
+          </w:tcPr>
+          <w:p>
+            <w:r>
+              <w:rPr>
+                <w:sz w:val="18"/>
+              </w:rPr>
+              <w:t>31 Jul 2026</w:t>
+            </w:r>
+          </w:p>
+        </w:tc>
+      </w:tr>
+    </w:tbl>
+    <w:p>
+      <w:pPr>
+        <w:spacing w:before="240" w:after="80"/>
+      </w:pPr>
+      <w:r>
+        <w:rPr>
+          <w:b/>
+          <w:color w:val="1F2D55"/>
+          <w:sz w:val="26"/>
+        </w:rPr>
+        <w:t>4. Management response &amp; action plan</w:t>
+      </w:r>
+    </w:p>
+    <w:p>
+      <w:pPr>
+        <w:spacing w:after="80"/>
+      </w:pPr>
+      <w:r>
+        <w:rPr>
+          <w:i w:val="0"/>
+          <w:sz w:val="20"/>
+        </w:rPr>
+        <w:t>Management agrees with all findings and the proposed recommendations. The action plan above will be tracked monthly in the Group Risk &amp; Audit Committee dashboard. Closure evidence (artefacts, walkthrough screenshots, attestation memos) will be filed against each finding in the IA SharePoint repository.</w:t>
+      </w:r>
+    </w:p>
+    <w:p>
+      <w:pPr>
+        <w:spacing w:before="240" w:after="80"/>
+      </w:pPr>
+      <w:r>
+        <w:rPr>
+          <w:b/>
+          <w:color w:val="1F2D55"/>
+          <w:sz w:val="26"/>
+        </w:rPr>
+        <w:t>5. Repeat findings analysis</w:t>
+      </w:r>
+    </w:p>
+    <w:p>
+      <w:pPr>
+        <w:spacing w:after="80"/>
+      </w:pPr>
+      <w:r>
+        <w:rPr>
+          <w:i w:val="0"/>
+          <w:sz w:val="20"/>
+        </w:rPr>
+        <w:t>Three findings (F-03 stage-completion %, F-08 bank-rec evidence, F-10 T&amp;E receipts) are repeats from prior periods. Internal Audit will conduct a focused follow-up audit in Q1 FY2027 to verify sustainability of remediation.</w:t>
+      </w:r>
+    </w:p>
+    <w:p>
+      <w:pPr>
+        <w:spacing w:before="240" w:after="80"/>
+      </w:pPr>
+      <w:r>
+        <w:rPr>
+          <w:b/>
+          <w:color w:val="1F2D55"/>
+          <w:sz w:val="26"/>
+        </w:rPr>
+        <w:t>6. Appendices</w:t>
       </w:r>
     </w:p>
     <w:p>
       <w:pPr>
         <w:pStyle w:val="ListBullet"/>
+        <w:spacing w:after="40"/>
       </w:pPr>
       <w:r>
-        <w:t>Confirm the bssn cyber audit report narrative with the Fintech Payments CFO before Board cut-off.</w:t>
+        <w:rPr>
+          <w:sz w:val="20"/>
+        </w:rPr>
+        <w:t>Appendix A — Detailed test population and sample selection methodology</w:t>
       </w:r>
     </w:p>
     <w:p>
       <w:pPr>
         <w:pStyle w:val="ListBullet"/>
+        <w:spacing w:after="40"/>
       </w:pPr>
       <w:r>
-        <w:t>Lock the assumption set for the recovery plan and circulate to division MDs.</w:t>
+        <w:rPr>
+          <w:sz w:val="20"/>
+        </w:rPr>
+        <w:t>Appendix B — Control matrix mapped to BNM-compliant operating risk taxonomy</w:t>
       </w:r>
     </w:p>
     <w:p>
       <w:pPr>
         <w:pStyle w:val="ListBullet"/>
+        <w:spacing w:after="40"/>
       </w:pPr>
       <w:r>
-        <w:t>Pre-brief the regulator-facing officer on the 30/60/90-day commitments.</w:t>
+        <w:rPr>
+          <w:sz w:val="20"/>
+        </w:rPr>
+        <w:t>Appendix C — Management responses (full text) with named accountable owners</w:t>
       </w:r>
     </w:p>
     <w:p>
       <w:pPr>
         <w:pStyle w:val="ListBullet"/>
+        <w:spacing w:after="40"/>
       </w:pPr>
       <w:r>
-        <w:t>Schedule the cross-functional review with risk, legal, and IR.</w:t>
+        <w:rPr>
+          <w:sz w:val="20"/>
+        </w:rPr>
+        <w:t>Appendix D — Closure-evidence log for prior-period findings</w:t>
       </w:r>
     </w:p>
     <w:p>
       <w:pPr>
-        <w:pStyle w:val="ListBullet"/>
+        <w:jc w:val="center"/>
       </w:pPr>
       <w:r>
-        <w:t>Capture decisions in the Group decision log with named owners and due dates.</w:t>
-      </w:r>
-    </w:p>
-    <w:p>
-      <w:pPr>
-        <w:pStyle w:val="Heading1"/>
-      </w:pPr>
-      <w:r>
-        <w:t>5. Appendix — Source files</w:t>
-      </w:r>
-    </w:p>
-    <w:p>
-      <w:pPr>
-        <w:pStyle w:val="ListBullet"/>
-      </w:pPr>
-      <w:r>
-        <w:t>FT_01_Payments_Operations.xlsx</w:t>
-      </w:r>
-    </w:p>
-    <w:p>
-      <w:pPr>
-        <w:pStyle w:val="ListBullet"/>
-      </w:pPr>
-      <w:r>
-        <w:t>FT_02_OJK_Licence_Conditions.docx</w:t>
-      </w:r>
-    </w:p>
-    <w:p>
-      <w:pPr>
-        <w:pStyle w:val="ListBullet"/>
-      </w:pPr>
-      <w:r>
-        <w:t>FT_03_Fraud_Risk_Policy.docx</w:t>
-      </w:r>
-    </w:p>
-    <w:p>
-      <w:pPr>
-        <w:pStyle w:val="ListBullet"/>
-      </w:pPr>
-      <w:r>
-        <w:t>FT_04_Product_Roadmap_2026.docx</w:t>
-      </w:r>
-    </w:p>
-    <w:p>
-      <w:pPr>
-        <w:pStyle w:val="ListBullet"/>
-      </w:pPr>
-      <w:r>
-        <w:t>FT_05_BSSN_Cyber_Audit_Report.docx</w:t>
-      </w:r>
-    </w:p>
-    <w:p>
-      <w:pPr>
-        <w:pStyle w:val="ListBullet"/>
-      </w:pPr>
-      <w:r>
-        <w:t>FT_06_AML_KYC_Procedure.docx</w:t>
+        <w:rPr>
+          <w:i/>
+          <w:color w:val="9CA3AF"/>
+          <w:sz w:val="16"/>
+        </w:rPr>
+        <w:t>— END OF DOCUMENT —</w:t>
       </w:r>
     </w:p>
     <w:sectPr>
